--- a/manuscript/post-feedback-from-atanu/Supplementary Text.docx
+++ b/manuscript/post-feedback-from-atanu/Supplementary Text.docx
@@ -143,7 +143,7 @@
           <w:sz w:val="20"/>
           <w:szCs w:val="16"/>
         </w:rPr>
-        <w:t xml:space="preserve">Supplementary </w:t>
+        <w:t xml:space="preserve">Supplementary Figure 1. </w:t>
       </w:r>
       <w:r>
         <w:rPr>
@@ -153,7 +153,7 @@
           <w:sz w:val="20"/>
           <w:szCs w:val="16"/>
         </w:rPr>
-        <w:t xml:space="preserve">Figure </w:t>
+        <w:t>DOR</w:t>
       </w:r>
       <w:r>
         <w:rPr>
@@ -163,7 +163,7 @@
           <w:sz w:val="20"/>
           <w:szCs w:val="16"/>
         </w:rPr>
-        <w:t>1</w:t>
+        <w:t xml:space="preserve"> R</w:t>
       </w:r>
       <w:r>
         <w:rPr>
@@ -173,7 +173,7 @@
           <w:sz w:val="20"/>
           <w:szCs w:val="16"/>
         </w:rPr>
-        <w:t xml:space="preserve">. </w:t>
+        <w:t xml:space="preserve">oot </w:t>
       </w:r>
       <w:r>
         <w:rPr>
@@ -183,7 +183,7 @@
           <w:sz w:val="20"/>
           <w:szCs w:val="16"/>
         </w:rPr>
-        <w:t>DOR</w:t>
+        <w:t>M</w:t>
       </w:r>
       <w:r>
         <w:rPr>
@@ -193,7 +193,7 @@
           <w:sz w:val="20"/>
           <w:szCs w:val="16"/>
         </w:rPr>
-        <w:t xml:space="preserve"> R</w:t>
+        <w:t xml:space="preserve">ean </w:t>
       </w:r>
       <w:r>
         <w:rPr>
@@ -203,7 +203,7 @@
           <w:sz w:val="20"/>
           <w:szCs w:val="16"/>
         </w:rPr>
-        <w:t xml:space="preserve">oot </w:t>
+        <w:t>S</w:t>
       </w:r>
       <w:r>
         <w:rPr>
@@ -213,7 +213,7 @@
           <w:sz w:val="20"/>
           <w:szCs w:val="16"/>
         </w:rPr>
-        <w:t>M</w:t>
+        <w:t xml:space="preserve">quared </w:t>
       </w:r>
       <w:r>
         <w:rPr>
@@ -223,7 +223,7 @@
           <w:sz w:val="20"/>
           <w:szCs w:val="16"/>
         </w:rPr>
-        <w:t xml:space="preserve">ean </w:t>
+        <w:t>D</w:t>
       </w:r>
       <w:r>
         <w:rPr>
@@ -233,7 +233,7 @@
           <w:sz w:val="20"/>
           <w:szCs w:val="16"/>
         </w:rPr>
-        <w:t>S</w:t>
+        <w:t>eviation (RMSD)</w:t>
       </w:r>
       <w:r>
         <w:rPr>
@@ -243,7 +243,7 @@
           <w:sz w:val="20"/>
           <w:szCs w:val="16"/>
         </w:rPr>
-        <w:t xml:space="preserve">quared </w:t>
+        <w:t xml:space="preserve"> </w:t>
       </w:r>
       <w:r>
         <w:rPr>
@@ -253,7 +253,7 @@
           <w:sz w:val="20"/>
           <w:szCs w:val="16"/>
         </w:rPr>
-        <w:t>D</w:t>
+        <w:t xml:space="preserve">and distance between centers of mass (COM) of DOR and </w:t>
       </w:r>
       <w:r>
         <w:rPr>
@@ -263,7 +263,7 @@
           <w:sz w:val="20"/>
           <w:szCs w:val="16"/>
         </w:rPr>
-        <w:t>eviation (RMSD)</w:t>
+        <w:t>RT</w:t>
       </w:r>
       <w:r>
         <w:rPr>
@@ -283,7 +283,7 @@
           <w:sz w:val="20"/>
           <w:szCs w:val="16"/>
         </w:rPr>
-        <w:t xml:space="preserve">and distance between centers of mass (COM) of DOR and </w:t>
+        <w:t xml:space="preserve">indicate 100ns runtime is sufficient for </w:t>
       </w:r>
       <w:r>
         <w:rPr>
@@ -293,7 +293,7 @@
           <w:sz w:val="20"/>
           <w:szCs w:val="16"/>
         </w:rPr>
-        <w:t>RT</w:t>
+        <w:t>DOR-RT interactions</w:t>
       </w:r>
       <w:r>
         <w:rPr>
@@ -303,36 +303,6 @@
           <w:sz w:val="20"/>
           <w:szCs w:val="16"/>
         </w:rPr>
-        <w:t xml:space="preserve"> </w:t>
-      </w:r>
-      <w:r>
-        <w:rPr>
-          <w:rFonts w:ascii="Times New Roman" w:hAnsi="Times New Roman" w:cs="Times New Roman"/>
-          <w:b/>
-          <w:bCs/>
-          <w:sz w:val="20"/>
-          <w:szCs w:val="16"/>
-        </w:rPr>
-        <w:t xml:space="preserve">indicate 100ns runtime is sufficient for </w:t>
-      </w:r>
-      <w:r>
-        <w:rPr>
-          <w:rFonts w:ascii="Times New Roman" w:hAnsi="Times New Roman" w:cs="Times New Roman"/>
-          <w:b/>
-          <w:bCs/>
-          <w:sz w:val="20"/>
-          <w:szCs w:val="16"/>
-        </w:rPr>
-        <w:t>DOR-RT interactions</w:t>
-      </w:r>
-      <w:r>
-        <w:rPr>
-          <w:rFonts w:ascii="Times New Roman" w:hAnsi="Times New Roman" w:cs="Times New Roman"/>
-          <w:b/>
-          <w:bCs/>
-          <w:sz w:val="20"/>
-          <w:szCs w:val="16"/>
-        </w:rPr>
         <w:t xml:space="preserve"> to stabilize.</w:t>
       </w:r>
       <w:r>
@@ -457,15 +427,7 @@
           <w:sz w:val="20"/>
           <w:szCs w:val="20"/>
         </w:rPr>
-        <w:t>. Shaded regions represent the standard error this mean (SEM). The red curve represents WT and the remaining trajectories are color-coded based on the respective genotype’s fold-change in susceptibility (Table 1 in main text)</w:t>
-      </w:r>
-      <w:r>
-        <w:rPr>
-          <w:rFonts w:ascii="Times New Roman" w:hAnsi="Times New Roman" w:cs="Times New Roman"/>
-          <w:sz w:val="20"/>
-          <w:szCs w:val="20"/>
-        </w:rPr>
-        <w:t>.</w:t>
+        <w:t>. Shaded regions represent the standard error this mean (SEM). The red curve represents WT and the remaining trajectories are color-coded based on the respective genotype’s fold-change in susceptibility (Table 1 in main text).</w:t>
       </w:r>
       <w:r>
         <w:rPr>
@@ -823,28 +785,8 @@
       <w:pPr>
         <w:rPr>
           <w:rFonts w:ascii="Times New Roman" w:hAnsi="Times New Roman" w:cs="Times New Roman"/>
-          <w:sz w:val="20"/>
-          <w:szCs w:val="20"/>
-        </w:rPr>
-      </w:pPr>
-    </w:p>
-    <w:p>
-      <w:pPr>
-        <w:rPr>
-          <w:rFonts w:ascii="Times New Roman" w:hAnsi="Times New Roman" w:cs="Times New Roman"/>
-          <w:sz w:val="20"/>
-          <w:szCs w:val="20"/>
-        </w:rPr>
-      </w:pPr>
-    </w:p>
-    <w:p>
-      <w:pPr>
-        <w:rPr>
-          <w:rFonts w:ascii="Times New Roman" w:hAnsi="Times New Roman" w:cs="Times New Roman"/>
-          <w:b/>
-          <w:bCs/>
-          <w:sz w:val="20"/>
-          <w:szCs w:val="16"/>
+          <w:sz w:val="22"/>
+          <w:szCs w:val="22"/>
         </w:rPr>
       </w:pPr>
       <w:r>
@@ -858,10 +800,18 @@
         </w:rPr>
         <w:lastRenderedPageBreak/>
         <w:drawing>
-          <wp:inline distT="0" distB="0" distL="0" distR="0" wp14:anchorId="523971E5" wp14:editId="12D70AA5">
-            <wp:extent cx="4895763" cy="7890697"/>
+          <wp:anchor distT="0" distB="0" distL="114300" distR="114300" simplePos="0" relativeHeight="251658240" behindDoc="0" locked="0" layoutInCell="1" allowOverlap="1" wp14:anchorId="204E281E" wp14:editId="11E3E4F8">
+            <wp:simplePos x="0" y="0"/>
+            <wp:positionH relativeFrom="column">
+              <wp:posOffset>0</wp:posOffset>
+            </wp:positionH>
+            <wp:positionV relativeFrom="paragraph">
+              <wp:posOffset>0</wp:posOffset>
+            </wp:positionV>
+            <wp:extent cx="4916805" cy="7925435"/>
             <wp:effectExtent l="0" t="0" r="0" b="0"/>
-            <wp:docPr id="350032429" name="Picture 11"/>
+            <wp:wrapSquare wrapText="bothSides"/>
+            <wp:docPr id="1500704807" name="Picture 2"/>
             <wp:cNvGraphicFramePr>
               <a:graphicFrameLocks xmlns:a="http://schemas.openxmlformats.org/drawingml/2006/main" noChangeAspect="1"/>
             </wp:cNvGraphicFramePr>
@@ -869,7 +819,7 @@
               <a:graphicData uri="http://schemas.openxmlformats.org/drawingml/2006/picture">
                 <pic:pic xmlns:pic="http://schemas.openxmlformats.org/drawingml/2006/picture">
                   <pic:nvPicPr>
-                    <pic:cNvPr id="350032429" name="Picture 350032429"/>
+                    <pic:cNvPr id="1500704807" name="Picture 1500704807"/>
                     <pic:cNvPicPr/>
                   </pic:nvPicPr>
                   <pic:blipFill>
@@ -887,7 +837,256 @@
                   <pic:spPr>
                     <a:xfrm>
                       <a:off x="0" y="0"/>
-                      <a:ext cx="4901789" cy="7900409"/>
+                      <a:ext cx="4916805" cy="7925435"/>
+                    </a:xfrm>
+                    <a:prstGeom prst="rect">
+                      <a:avLst/>
+                    </a:prstGeom>
+                  </pic:spPr>
+                </pic:pic>
+              </a:graphicData>
+            </a:graphic>
+            <wp14:sizeRelH relativeFrom="page">
+              <wp14:pctWidth>0</wp14:pctWidth>
+            </wp14:sizeRelH>
+            <wp14:sizeRelV relativeFrom="page">
+              <wp14:pctHeight>0</wp14:pctHeight>
+            </wp14:sizeRelV>
+          </wp:anchor>
+        </w:drawing>
+      </w:r>
+      <w:r>
+        <w:rPr>
+          <w:rFonts w:ascii="Times New Roman" w:hAnsi="Times New Roman" w:cs="Times New Roman"/>
+          <w:b/>
+          <w:bCs/>
+          <w:sz w:val="20"/>
+          <w:szCs w:val="16"/>
+        </w:rPr>
+        <w:t xml:space="preserve">Supplementary Figure 2. Non-equilibrium switching work distributions for all alchemical </w:t>
+      </w:r>
+      <w:r>
+        <w:rPr>
+          <w:rFonts w:ascii="Times New Roman" w:hAnsi="Times New Roman" w:cs="Times New Roman"/>
+          <w:b/>
+          <w:bCs/>
+          <w:sz w:val="20"/>
+          <w:szCs w:val="16"/>
+        </w:rPr>
+        <w:t>transformations</w:t>
+      </w:r>
+      <w:r>
+        <w:rPr>
+          <w:rFonts w:ascii="Times New Roman" w:hAnsi="Times New Roman" w:cs="Times New Roman"/>
+          <w:b/>
+          <w:bCs/>
+          <w:sz w:val="20"/>
+          <w:szCs w:val="16"/>
+        </w:rPr>
+        <w:t>.</w:t>
+      </w:r>
+      <w:r>
+        <w:rPr>
+          <w:rFonts w:ascii="Times New Roman" w:hAnsi="Times New Roman" w:cs="Times New Roman"/>
+          <w:sz w:val="20"/>
+          <w:szCs w:val="16"/>
+        </w:rPr>
+        <w:br/>
+      </w:r>
+      <w:r>
+        <w:rPr>
+          <w:rFonts w:ascii="Times New Roman" w:hAnsi="Times New Roman" w:cs="Times New Roman"/>
+          <w:sz w:val="20"/>
+          <w:szCs w:val="20"/>
+        </w:rPr>
+        <w:t xml:space="preserve">Forward (0→1, blue) and reverse (1→0, red) switching work for each of the 19 alchemical legs, shown separately for the </w:t>
+      </w:r>
+      <w:proofErr w:type="spellStart"/>
+      <w:r>
+        <w:rPr>
+          <w:rFonts w:ascii="Times New Roman" w:hAnsi="Times New Roman" w:cs="Times New Roman"/>
+          <w:i/>
+          <w:iCs/>
+          <w:sz w:val="20"/>
+          <w:szCs w:val="20"/>
+        </w:rPr>
+        <w:t>holo</w:t>
+      </w:r>
+      <w:proofErr w:type="spellEnd"/>
+      <w:r>
+        <w:rPr>
+          <w:rFonts w:ascii="Times New Roman" w:hAnsi="Times New Roman" w:cs="Times New Roman"/>
+          <w:sz w:val="20"/>
+          <w:szCs w:val="20"/>
+        </w:rPr>
+        <w:t xml:space="preserve"> and </w:t>
+      </w:r>
+      <w:r>
+        <w:rPr>
+          <w:rFonts w:ascii="Times New Roman" w:hAnsi="Times New Roman" w:cs="Times New Roman"/>
+          <w:i/>
+          <w:iCs/>
+          <w:sz w:val="20"/>
+          <w:szCs w:val="20"/>
+        </w:rPr>
+        <w:t>apo</w:t>
+      </w:r>
+      <w:r>
+        <w:rPr>
+          <w:rFonts w:ascii="Times New Roman" w:hAnsi="Times New Roman" w:cs="Times New Roman"/>
+          <w:sz w:val="20"/>
+          <w:szCs w:val="20"/>
+        </w:rPr>
+        <w:t xml:space="preserve"> phases and pooled across three independent replicates (100 switches per direction per replicate). Dashed lines mark the BAR free energy, ∆G, of each replicate. Each panel reports the forward/reverse overlap coefficient — the shared area under the two normalized work densities, where 0 is disjoint and 1 identical — and the hysteresis </w:t>
+      </w:r>
+      <w:r>
+        <w:rPr>
+          <w:rFonts w:ascii="Cambria Math" w:hAnsi="Cambria Math" w:cs="Cambria Math"/>
+          <w:sz w:val="20"/>
+          <w:szCs w:val="20"/>
+        </w:rPr>
+        <w:t>⟨</w:t>
+      </w:r>
+      <w:proofErr w:type="spellStart"/>
+      <w:r>
+        <w:rPr>
+          <w:rFonts w:ascii="Times New Roman" w:hAnsi="Times New Roman" w:cs="Times New Roman"/>
+          <w:sz w:val="20"/>
+          <w:szCs w:val="20"/>
+        </w:rPr>
+        <w:t>W</w:t>
+      </w:r>
+      <w:r>
+        <w:rPr>
+          <w:rFonts w:ascii="Times New Roman" w:hAnsi="Times New Roman" w:cs="Times New Roman"/>
+          <w:sz w:val="20"/>
+          <w:szCs w:val="20"/>
+          <w:vertAlign w:val="subscript"/>
+        </w:rPr>
+        <w:t>f</w:t>
+      </w:r>
+      <w:proofErr w:type="spellEnd"/>
+      <w:r>
+        <w:rPr>
+          <w:rFonts w:ascii="Cambria Math" w:hAnsi="Cambria Math" w:cs="Cambria Math"/>
+          <w:sz w:val="20"/>
+          <w:szCs w:val="20"/>
+        </w:rPr>
+        <w:t>⟩</w:t>
+      </w:r>
+      <w:r>
+        <w:rPr>
+          <w:rFonts w:ascii="Times New Roman" w:hAnsi="Times New Roman" w:cs="Times New Roman"/>
+          <w:sz w:val="20"/>
+          <w:szCs w:val="20"/>
+        </w:rPr>
+        <w:t xml:space="preserve"> − </w:t>
+      </w:r>
+      <w:r>
+        <w:rPr>
+          <w:rFonts w:ascii="Cambria Math" w:hAnsi="Cambria Math" w:cs="Cambria Math"/>
+          <w:sz w:val="20"/>
+          <w:szCs w:val="20"/>
+        </w:rPr>
+        <w:t>⟨</w:t>
+      </w:r>
+      <w:proofErr w:type="spellStart"/>
+      <w:r>
+        <w:rPr>
+          <w:rFonts w:ascii="Times New Roman" w:hAnsi="Times New Roman" w:cs="Times New Roman"/>
+          <w:sz w:val="20"/>
+          <w:szCs w:val="20"/>
+        </w:rPr>
+        <w:t>W</w:t>
+      </w:r>
+      <w:r>
+        <w:rPr>
+          <w:rFonts w:ascii="Times New Roman" w:hAnsi="Times New Roman" w:cs="Times New Roman"/>
+          <w:sz w:val="20"/>
+          <w:szCs w:val="20"/>
+          <w:vertAlign w:val="subscript"/>
+        </w:rPr>
+        <w:t>r</w:t>
+      </w:r>
+      <w:proofErr w:type="spellEnd"/>
+      <w:r>
+        <w:rPr>
+          <w:rFonts w:ascii="Cambria Math" w:hAnsi="Cambria Math" w:cs="Cambria Math"/>
+          <w:sz w:val="20"/>
+          <w:szCs w:val="20"/>
+        </w:rPr>
+        <w:t>⟩</w:t>
+      </w:r>
+      <w:r>
+        <w:rPr>
+          <w:rFonts w:ascii="Times New Roman" w:hAnsi="Times New Roman" w:cs="Times New Roman"/>
+          <w:sz w:val="20"/>
+          <w:szCs w:val="20"/>
+        </w:rPr>
+        <w:t>, which measures the work dissipated by switching at finite speed. Annotations are colored red below an overlap of 0.3 and amber below 0.5. Compound genotypes are reached by two sequential legs, both shown.</w:t>
+      </w:r>
+    </w:p>
+    <w:p>
+      <w:pPr>
+        <w:rPr>
+          <w:rFonts w:ascii="Times New Roman" w:hAnsi="Times New Roman" w:cs="Times New Roman"/>
+          <w:sz w:val="20"/>
+          <w:szCs w:val="20"/>
+        </w:rPr>
+      </w:pPr>
+    </w:p>
+    <w:p>
+      <w:pPr>
+        <w:rPr>
+          <w:rFonts w:ascii="Times New Roman" w:hAnsi="Times New Roman" w:cs="Times New Roman"/>
+          <w:sz w:val="20"/>
+          <w:szCs w:val="20"/>
+        </w:rPr>
+      </w:pPr>
+    </w:p>
+    <w:p>
+      <w:pPr>
+        <w:rPr>
+          <w:rFonts w:ascii="Times New Roman" w:hAnsi="Times New Roman" w:cs="Times New Roman"/>
+          <w:sz w:val="20"/>
+          <w:szCs w:val="20"/>
+        </w:rPr>
+      </w:pPr>
+      <w:r>
+        <w:rPr>
+          <w:rFonts w:ascii="Times New Roman" w:hAnsi="Times New Roman" w:cs="Times New Roman"/>
+          <w:b/>
+          <w:bCs/>
+          <w:noProof/>
+          <w:sz w:val="20"/>
+          <w:szCs w:val="20"/>
+        </w:rPr>
+        <w:lastRenderedPageBreak/>
+        <w:drawing>
+          <wp:inline distT="0" distB="0" distL="0" distR="0" wp14:anchorId="7457BD3B" wp14:editId="4706F55D">
+            <wp:extent cx="5943600" cy="2352040"/>
+            <wp:effectExtent l="0" t="0" r="0" b="0"/>
+            <wp:docPr id="1642514402" name="Picture 1"/>
+            <wp:cNvGraphicFramePr>
+              <a:graphicFrameLocks xmlns:a="http://schemas.openxmlformats.org/drawingml/2006/main" noChangeAspect="1"/>
+            </wp:cNvGraphicFramePr>
+            <a:graphic xmlns:a="http://schemas.openxmlformats.org/drawingml/2006/main">
+              <a:graphicData uri="http://schemas.openxmlformats.org/drawingml/2006/picture">
+                <pic:pic xmlns:pic="http://schemas.openxmlformats.org/drawingml/2006/picture">
+                  <pic:nvPicPr>
+                    <pic:cNvPr id="1642514402" name="Picture 1642514402"/>
+                    <pic:cNvPicPr/>
+                  </pic:nvPicPr>
+                  <pic:blipFill>
+                    <a:blip r:embed="rId8"/>
+                    <a:stretch>
+                      <a:fillRect/>
+                    </a:stretch>
+                  </pic:blipFill>
+                  <pic:spPr>
+                    <a:xfrm>
+                      <a:off x="0" y="0"/>
+                      <a:ext cx="5943600" cy="2352040"/>
                     </a:xfrm>
                     <a:prstGeom prst="rect">
                       <a:avLst/>
@@ -899,22 +1098,13 @@
           </wp:inline>
         </w:drawing>
       </w:r>
-    </w:p>
-    <w:p>
-      <w:pPr>
-        <w:rPr>
-          <w:rFonts w:ascii="Times New Roman" w:hAnsi="Times New Roman" w:cs="Times New Roman"/>
-          <w:sz w:val="20"/>
-          <w:szCs w:val="16"/>
-        </w:rPr>
-      </w:pPr>
       <w:r>
         <w:rPr>
           <w:rFonts w:ascii="Times New Roman" w:hAnsi="Times New Roman" w:cs="Times New Roman"/>
           <w:b/>
           <w:bCs/>
           <w:sz w:val="20"/>
-          <w:szCs w:val="16"/>
+          <w:szCs w:val="20"/>
         </w:rPr>
         <w:t xml:space="preserve">Supplementary </w:t>
       </w:r>
@@ -924,19 +1114,94 @@
           <w:b/>
           <w:bCs/>
           <w:sz w:val="20"/>
-          <w:szCs w:val="16"/>
-        </w:rPr>
-        <w:t xml:space="preserve">Figure </w:t>
-      </w:r>
+          <w:szCs w:val="20"/>
+        </w:rPr>
+        <w:t>Figure 3: Trajectory-level evidence for two distinct resistance mechanisms.</w:t>
+      </w:r>
+      <w:r>
+        <w:rPr>
+          <w:rFonts w:ascii="Times New Roman" w:hAnsi="Times New Roman" w:cs="Times New Roman"/>
+          <w:sz w:val="20"/>
+          <w:szCs w:val="20"/>
+        </w:rPr>
+        <w:t xml:space="preserve"> </w:t>
+      </w:r>
+    </w:p>
+    <w:p>
+      <w:pPr>
+        <w:rPr>
+          <w:rFonts w:ascii="Times New Roman" w:hAnsi="Times New Roman" w:cs="Times New Roman"/>
+          <w:sz w:val="16"/>
+          <w:szCs w:val="13"/>
+        </w:rPr>
+      </w:pPr>
       <w:r>
         <w:rPr>
           <w:rFonts w:ascii="Times New Roman" w:hAnsi="Times New Roman" w:cs="Times New Roman"/>
           <w:b/>
           <w:bCs/>
           <w:sz w:val="20"/>
-          <w:szCs w:val="16"/>
-        </w:rPr>
-        <w:t>2</w:t>
+          <w:szCs w:val="20"/>
+        </w:rPr>
+        <w:t>(A)</w:t>
+      </w:r>
+      <w:r>
+        <w:rPr>
+          <w:rFonts w:ascii="Times New Roman" w:hAnsi="Times New Roman" w:cs="Times New Roman"/>
+          <w:sz w:val="20"/>
+          <w:szCs w:val="20"/>
+        </w:rPr>
+        <w:t xml:space="preserve"> Burial of the DOR </w:t>
+      </w:r>
+      <w:proofErr w:type="spellStart"/>
+      <w:r>
+        <w:rPr>
+          <w:rFonts w:ascii="Times New Roman" w:hAnsi="Times New Roman" w:cs="Times New Roman"/>
+          <w:sz w:val="20"/>
+          <w:szCs w:val="20"/>
+        </w:rPr>
+        <w:t>chlorocyanophenyl</w:t>
+      </w:r>
+      <w:proofErr w:type="spellEnd"/>
+      <w:r>
+        <w:rPr>
+          <w:rFonts w:ascii="Times New Roman" w:hAnsi="Times New Roman" w:cs="Times New Roman"/>
+          <w:sz w:val="20"/>
+          <w:szCs w:val="20"/>
+        </w:rPr>
+        <w:t xml:space="preserve"> ring, defined as the number of protein heavy atom</w:t>
+      </w:r>
+      <w:r>
+        <w:rPr>
+          <w:rFonts w:ascii="Times New Roman" w:hAnsi="Times New Roman" w:cs="Times New Roman"/>
+          <w:sz w:val="20"/>
+          <w:szCs w:val="20"/>
+        </w:rPr>
+        <w:t xml:space="preserve"> contacts</w:t>
+      </w:r>
+      <w:r>
+        <w:rPr>
+          <w:rFonts w:ascii="Times New Roman" w:hAnsi="Times New Roman" w:cs="Times New Roman"/>
+          <w:sz w:val="20"/>
+          <w:szCs w:val="20"/>
+        </w:rPr>
+        <w:t xml:space="preserve"> within 4.</w:t>
+      </w:r>
+      <w:r>
+        <w:rPr>
+          <w:rFonts w:ascii="Times New Roman" w:hAnsi="Times New Roman" w:cs="Times New Roman"/>
+          <w:sz w:val="20"/>
+          <w:szCs w:val="20"/>
+        </w:rPr>
+        <w:t>0</w:t>
+      </w:r>
+      <w:r>
+        <w:rPr>
+          <w:rFonts w:ascii="Times New Roman" w:hAnsi="Times New Roman" w:cs="Times New Roman"/>
+          <w:sz w:val="20"/>
+          <w:szCs w:val="20"/>
+        </w:rPr>
+        <w:t xml:space="preserve"> Å of the ring, for WT and Y188L. </w:t>
       </w:r>
       <w:r>
         <w:rPr>
@@ -944,200 +1209,17 @@
           <w:b/>
           <w:bCs/>
           <w:sz w:val="20"/>
-          <w:szCs w:val="16"/>
-        </w:rPr>
-        <w:t xml:space="preserve">. </w:t>
-      </w:r>
-      <w:r>
-        <w:rPr>
-          <w:rFonts w:ascii="Times New Roman" w:hAnsi="Times New Roman" w:cs="Times New Roman"/>
-          <w:b/>
-          <w:bCs/>
-          <w:sz w:val="20"/>
-          <w:szCs w:val="16"/>
-        </w:rPr>
-        <w:t>Non-equilibrium switching work distributions for all alchemical legs.</w:t>
-      </w:r>
-      <w:r>
-        <w:rPr>
-          <w:rFonts w:ascii="Times New Roman" w:hAnsi="Times New Roman" w:cs="Times New Roman"/>
-          <w:sz w:val="20"/>
-          <w:szCs w:val="16"/>
-        </w:rPr>
-        <w:br/>
-      </w:r>
-      <w:r>
-        <w:rPr>
-          <w:rFonts w:ascii="Times New Roman" w:hAnsi="Times New Roman" w:cs="Times New Roman"/>
-          <w:sz w:val="20"/>
-          <w:szCs w:val="20"/>
-        </w:rPr>
-        <w:t xml:space="preserve">Forward (0→1, blue) and reverse (1→0, red) switching work for each of the 19 alchemical legs, shown separately </w:t>
-      </w:r>
-      <w:r>
-        <w:rPr>
-          <w:rFonts w:ascii="Times New Roman" w:hAnsi="Times New Roman" w:cs="Times New Roman"/>
-          <w:sz w:val="20"/>
-          <w:szCs w:val="20"/>
-        </w:rPr>
-        <w:lastRenderedPageBreak/>
-        <w:t xml:space="preserve">for the </w:t>
-      </w:r>
-      <w:proofErr w:type="spellStart"/>
-      <w:r>
-        <w:rPr>
-          <w:rFonts w:ascii="Times New Roman" w:hAnsi="Times New Roman" w:cs="Times New Roman"/>
-          <w:i/>
-          <w:iCs/>
-          <w:sz w:val="20"/>
-          <w:szCs w:val="20"/>
-        </w:rPr>
-        <w:t>holo</w:t>
-      </w:r>
-      <w:proofErr w:type="spellEnd"/>
-      <w:r>
-        <w:rPr>
-          <w:rFonts w:ascii="Times New Roman" w:hAnsi="Times New Roman" w:cs="Times New Roman"/>
-          <w:sz w:val="20"/>
-          <w:szCs w:val="20"/>
-        </w:rPr>
-        <w:t xml:space="preserve"> and </w:t>
-      </w:r>
-      <w:r>
-        <w:rPr>
-          <w:rFonts w:ascii="Times New Roman" w:hAnsi="Times New Roman" w:cs="Times New Roman"/>
-          <w:i/>
-          <w:iCs/>
-          <w:sz w:val="20"/>
-          <w:szCs w:val="20"/>
-        </w:rPr>
-        <w:t>apo</w:t>
-      </w:r>
-      <w:r>
-        <w:rPr>
-          <w:rFonts w:ascii="Times New Roman" w:hAnsi="Times New Roman" w:cs="Times New Roman"/>
-          <w:sz w:val="20"/>
-          <w:szCs w:val="20"/>
-        </w:rPr>
-        <w:t xml:space="preserve"> phases and pooled across three independent replicates (100 switches per direction per replicate). Dashed lines mark the BAR free energy</w:t>
-      </w:r>
-      <w:r>
-        <w:rPr>
-          <w:rFonts w:ascii="Times New Roman" w:hAnsi="Times New Roman" w:cs="Times New Roman"/>
-          <w:sz w:val="20"/>
-          <w:szCs w:val="20"/>
-        </w:rPr>
-        <w:t>, ∆G,</w:t>
-      </w:r>
-      <w:r>
-        <w:rPr>
-          <w:rFonts w:ascii="Times New Roman" w:hAnsi="Times New Roman" w:cs="Times New Roman"/>
-          <w:sz w:val="20"/>
-          <w:szCs w:val="20"/>
-        </w:rPr>
-        <w:t xml:space="preserve"> of each replicate. Each panel reports the forward/reverse overlap coefficient — the shared area under the two normalized work densities, where 0 is disjoint and 1 identical — and the hysteresis </w:t>
-      </w:r>
-      <w:r>
-        <w:rPr>
-          <w:rFonts w:ascii="Cambria Math" w:hAnsi="Cambria Math" w:cs="Cambria Math"/>
-          <w:sz w:val="20"/>
-          <w:szCs w:val="20"/>
-        </w:rPr>
-        <w:t>⟨</w:t>
-      </w:r>
-      <w:proofErr w:type="spellStart"/>
-      <w:r>
-        <w:rPr>
-          <w:rFonts w:ascii="Times New Roman" w:hAnsi="Times New Roman" w:cs="Times New Roman"/>
-          <w:sz w:val="20"/>
-          <w:szCs w:val="20"/>
-        </w:rPr>
-        <w:t>W</w:t>
-      </w:r>
-      <w:r>
-        <w:rPr>
-          <w:rFonts w:ascii="Times New Roman" w:hAnsi="Times New Roman" w:cs="Times New Roman"/>
-          <w:sz w:val="20"/>
-          <w:szCs w:val="20"/>
-          <w:vertAlign w:val="subscript"/>
-        </w:rPr>
-        <w:t>f</w:t>
-      </w:r>
-      <w:proofErr w:type="spellEnd"/>
-      <w:r>
-        <w:rPr>
-          <w:rFonts w:ascii="Cambria Math" w:hAnsi="Cambria Math" w:cs="Cambria Math"/>
-          <w:sz w:val="20"/>
-          <w:szCs w:val="20"/>
-        </w:rPr>
-        <w:t>⟩</w:t>
-      </w:r>
-      <w:r>
-        <w:rPr>
-          <w:rFonts w:ascii="Times New Roman" w:hAnsi="Times New Roman" w:cs="Times New Roman"/>
-          <w:sz w:val="20"/>
-          <w:szCs w:val="20"/>
-        </w:rPr>
-        <w:t xml:space="preserve"> − </w:t>
-      </w:r>
-      <w:r>
-        <w:rPr>
-          <w:rFonts w:ascii="Cambria Math" w:hAnsi="Cambria Math" w:cs="Cambria Math"/>
-          <w:sz w:val="20"/>
-          <w:szCs w:val="20"/>
-        </w:rPr>
-        <w:t>⟨</w:t>
-      </w:r>
-      <w:proofErr w:type="spellStart"/>
-      <w:r>
-        <w:rPr>
-          <w:rFonts w:ascii="Times New Roman" w:hAnsi="Times New Roman" w:cs="Times New Roman"/>
-          <w:sz w:val="20"/>
-          <w:szCs w:val="20"/>
-        </w:rPr>
-        <w:t>W</w:t>
-      </w:r>
-      <w:r>
-        <w:rPr>
-          <w:rFonts w:ascii="Times New Roman" w:hAnsi="Times New Roman" w:cs="Times New Roman"/>
-          <w:sz w:val="20"/>
-          <w:szCs w:val="20"/>
-          <w:vertAlign w:val="subscript"/>
-        </w:rPr>
-        <w:t>r</w:t>
-      </w:r>
-      <w:proofErr w:type="spellEnd"/>
-      <w:r>
-        <w:rPr>
-          <w:rFonts w:ascii="Cambria Math" w:hAnsi="Cambria Math" w:cs="Cambria Math"/>
-          <w:sz w:val="20"/>
-          <w:szCs w:val="20"/>
-        </w:rPr>
-        <w:t>⟩</w:t>
-      </w:r>
-      <w:r>
-        <w:rPr>
-          <w:rFonts w:ascii="Times New Roman" w:hAnsi="Times New Roman" w:cs="Times New Roman"/>
-          <w:sz w:val="20"/>
-          <w:szCs w:val="20"/>
-        </w:rPr>
-        <w:t xml:space="preserve">, which measures the work dissipated by switching at finite speed. Annotations are </w:t>
-      </w:r>
-      <w:r>
-        <w:rPr>
-          <w:rFonts w:ascii="Times New Roman" w:hAnsi="Times New Roman" w:cs="Times New Roman"/>
-          <w:sz w:val="20"/>
-          <w:szCs w:val="20"/>
-        </w:rPr>
-        <w:t>colored</w:t>
-      </w:r>
-      <w:r>
-        <w:rPr>
-          <w:rFonts w:ascii="Times New Roman" w:hAnsi="Times New Roman" w:cs="Times New Roman"/>
-          <w:sz w:val="20"/>
-          <w:szCs w:val="20"/>
-        </w:rPr>
-        <w:t xml:space="preserve"> red below an overlap of 0.3 and amber below 0.5. Compound genotypes are reached by two sequential legs, both shown.</w:t>
+          <w:szCs w:val="20"/>
+        </w:rPr>
+        <w:t xml:space="preserve">(B) </w:t>
+      </w:r>
+      <w:r>
+        <w:rPr>
+          <w:rFonts w:ascii="Times New Roman" w:hAnsi="Times New Roman" w:cs="Times New Roman"/>
+          <w:sz w:val="20"/>
+          <w:szCs w:val="20"/>
+        </w:rPr>
+        <w:t>Displacement of DOR toward Ser105, defined as the minimum heavy-atom distance between DOR and the Ser105 side chain, for WT and the four V106A-containing genotypes (cf. Table 2). Solid lines are means over three independent 100 ns replicates interpolated onto a common time grid; shading is the standard error of the mean across replicates.</w:t>
       </w:r>
     </w:p>
     <w:sectPr>
@@ -1934,6 +2016,7 @@
   <w:style w:type="character" w:default="1" w:styleId="DefaultParagraphFont">
     <w:name w:val="Default Paragraph Font"/>
     <w:uiPriority w:val="1"/>
+    <w:semiHidden/>
     <w:unhideWhenUsed/>
   </w:style>
   <w:style w:type="table" w:default="1" w:styleId="TableNormal">

--- a/manuscript/post-feedback-from-atanu/Supplementary Text.docx
+++ b/manuscript/post-feedback-from-atanu/Supplementary Text.docx
@@ -800,7 +800,7 @@
         </w:rPr>
         <w:lastRenderedPageBreak/>
         <w:drawing>
-          <wp:anchor distT="0" distB="0" distL="114300" distR="114300" simplePos="0" relativeHeight="251658240" behindDoc="0" locked="0" layoutInCell="1" allowOverlap="1" wp14:anchorId="204E281E" wp14:editId="11E3E4F8">
+          <wp:anchor distT="0" distB="0" distL="114300" distR="114300" simplePos="0" relativeHeight="251658240" behindDoc="0" locked="0" layoutInCell="1" allowOverlap="1" wp14:anchorId="204E281E" wp14:editId="78A1126C">
             <wp:simplePos x="0" y="0"/>
             <wp:positionH relativeFrom="column">
               <wp:posOffset>0</wp:posOffset>
@@ -1043,184 +1043,6 @@
           <w:szCs w:val="20"/>
         </w:rPr>
       </w:pPr>
-    </w:p>
-    <w:p>
-      <w:pPr>
-        <w:rPr>
-          <w:rFonts w:ascii="Times New Roman" w:hAnsi="Times New Roman" w:cs="Times New Roman"/>
-          <w:sz w:val="20"/>
-          <w:szCs w:val="20"/>
-        </w:rPr>
-      </w:pPr>
-      <w:r>
-        <w:rPr>
-          <w:rFonts w:ascii="Times New Roman" w:hAnsi="Times New Roman" w:cs="Times New Roman"/>
-          <w:b/>
-          <w:bCs/>
-          <w:noProof/>
-          <w:sz w:val="20"/>
-          <w:szCs w:val="20"/>
-        </w:rPr>
-        <w:lastRenderedPageBreak/>
-        <w:drawing>
-          <wp:inline distT="0" distB="0" distL="0" distR="0" wp14:anchorId="7457BD3B" wp14:editId="4706F55D">
-            <wp:extent cx="5943600" cy="2352040"/>
-            <wp:effectExtent l="0" t="0" r="0" b="0"/>
-            <wp:docPr id="1642514402" name="Picture 1"/>
-            <wp:cNvGraphicFramePr>
-              <a:graphicFrameLocks xmlns:a="http://schemas.openxmlformats.org/drawingml/2006/main" noChangeAspect="1"/>
-            </wp:cNvGraphicFramePr>
-            <a:graphic xmlns:a="http://schemas.openxmlformats.org/drawingml/2006/main">
-              <a:graphicData uri="http://schemas.openxmlformats.org/drawingml/2006/picture">
-                <pic:pic xmlns:pic="http://schemas.openxmlformats.org/drawingml/2006/picture">
-                  <pic:nvPicPr>
-                    <pic:cNvPr id="1642514402" name="Picture 1642514402"/>
-                    <pic:cNvPicPr/>
-                  </pic:nvPicPr>
-                  <pic:blipFill>
-                    <a:blip r:embed="rId8"/>
-                    <a:stretch>
-                      <a:fillRect/>
-                    </a:stretch>
-                  </pic:blipFill>
-                  <pic:spPr>
-                    <a:xfrm>
-                      <a:off x="0" y="0"/>
-                      <a:ext cx="5943600" cy="2352040"/>
-                    </a:xfrm>
-                    <a:prstGeom prst="rect">
-                      <a:avLst/>
-                    </a:prstGeom>
-                  </pic:spPr>
-                </pic:pic>
-              </a:graphicData>
-            </a:graphic>
-          </wp:inline>
-        </w:drawing>
-      </w:r>
-      <w:r>
-        <w:rPr>
-          <w:rFonts w:ascii="Times New Roman" w:hAnsi="Times New Roman" w:cs="Times New Roman"/>
-          <w:b/>
-          <w:bCs/>
-          <w:sz w:val="20"/>
-          <w:szCs w:val="20"/>
-        </w:rPr>
-        <w:t xml:space="preserve">Supplementary </w:t>
-      </w:r>
-      <w:r>
-        <w:rPr>
-          <w:rFonts w:ascii="Times New Roman" w:hAnsi="Times New Roman" w:cs="Times New Roman"/>
-          <w:b/>
-          <w:bCs/>
-          <w:sz w:val="20"/>
-          <w:szCs w:val="20"/>
-        </w:rPr>
-        <w:t>Figure 3: Trajectory-level evidence for two distinct resistance mechanisms.</w:t>
-      </w:r>
-      <w:r>
-        <w:rPr>
-          <w:rFonts w:ascii="Times New Roman" w:hAnsi="Times New Roman" w:cs="Times New Roman"/>
-          <w:sz w:val="20"/>
-          <w:szCs w:val="20"/>
-        </w:rPr>
-        <w:t xml:space="preserve"> </w:t>
-      </w:r>
-    </w:p>
-    <w:p>
-      <w:pPr>
-        <w:rPr>
-          <w:rFonts w:ascii="Times New Roman" w:hAnsi="Times New Roman" w:cs="Times New Roman"/>
-          <w:sz w:val="16"/>
-          <w:szCs w:val="13"/>
-        </w:rPr>
-      </w:pPr>
-      <w:r>
-        <w:rPr>
-          <w:rFonts w:ascii="Times New Roman" w:hAnsi="Times New Roman" w:cs="Times New Roman"/>
-          <w:b/>
-          <w:bCs/>
-          <w:sz w:val="20"/>
-          <w:szCs w:val="20"/>
-        </w:rPr>
-        <w:t>(A)</w:t>
-      </w:r>
-      <w:r>
-        <w:rPr>
-          <w:rFonts w:ascii="Times New Roman" w:hAnsi="Times New Roman" w:cs="Times New Roman"/>
-          <w:sz w:val="20"/>
-          <w:szCs w:val="20"/>
-        </w:rPr>
-        <w:t xml:space="preserve"> Burial of the DOR </w:t>
-      </w:r>
-      <w:proofErr w:type="spellStart"/>
-      <w:r>
-        <w:rPr>
-          <w:rFonts w:ascii="Times New Roman" w:hAnsi="Times New Roman" w:cs="Times New Roman"/>
-          <w:sz w:val="20"/>
-          <w:szCs w:val="20"/>
-        </w:rPr>
-        <w:t>chlorocyanophenyl</w:t>
-      </w:r>
-      <w:proofErr w:type="spellEnd"/>
-      <w:r>
-        <w:rPr>
-          <w:rFonts w:ascii="Times New Roman" w:hAnsi="Times New Roman" w:cs="Times New Roman"/>
-          <w:sz w:val="20"/>
-          <w:szCs w:val="20"/>
-        </w:rPr>
-        <w:t xml:space="preserve"> ring, defined as the number of protein heavy atom</w:t>
-      </w:r>
-      <w:r>
-        <w:rPr>
-          <w:rFonts w:ascii="Times New Roman" w:hAnsi="Times New Roman" w:cs="Times New Roman"/>
-          <w:sz w:val="20"/>
-          <w:szCs w:val="20"/>
-        </w:rPr>
-        <w:t xml:space="preserve"> contacts</w:t>
-      </w:r>
-      <w:r>
-        <w:rPr>
-          <w:rFonts w:ascii="Times New Roman" w:hAnsi="Times New Roman" w:cs="Times New Roman"/>
-          <w:sz w:val="20"/>
-          <w:szCs w:val="20"/>
-        </w:rPr>
-        <w:t xml:space="preserve"> within 4.</w:t>
-      </w:r>
-      <w:r>
-        <w:rPr>
-          <w:rFonts w:ascii="Times New Roman" w:hAnsi="Times New Roman" w:cs="Times New Roman"/>
-          <w:sz w:val="20"/>
-          <w:szCs w:val="20"/>
-        </w:rPr>
-        <w:t>0</w:t>
-      </w:r>
-      <w:r>
-        <w:rPr>
-          <w:rFonts w:ascii="Times New Roman" w:hAnsi="Times New Roman" w:cs="Times New Roman"/>
-          <w:sz w:val="20"/>
-          <w:szCs w:val="20"/>
-        </w:rPr>
-        <w:t xml:space="preserve"> Å of the ring, for WT and Y188L. </w:t>
-      </w:r>
-      <w:r>
-        <w:rPr>
-          <w:rFonts w:ascii="Times New Roman" w:hAnsi="Times New Roman" w:cs="Times New Roman"/>
-          <w:b/>
-          <w:bCs/>
-          <w:sz w:val="20"/>
-          <w:szCs w:val="20"/>
-        </w:rPr>
-        <w:t xml:space="preserve">(B) </w:t>
-      </w:r>
-      <w:r>
-        <w:rPr>
-          <w:rFonts w:ascii="Times New Roman" w:hAnsi="Times New Roman" w:cs="Times New Roman"/>
-          <w:sz w:val="20"/>
-          <w:szCs w:val="20"/>
-        </w:rPr>
-        <w:t>Displacement of DOR toward Ser105, defined as the minimum heavy-atom distance between DOR and the Ser105 side chain, for WT and the four V106A-containing genotypes (cf. Table 2). Solid lines are means over three independent 100 ns replicates interpolated onto a common time grid; shading is the standard error of the mean across replicates.</w:t>
-      </w:r>
     </w:p>
     <w:sectPr>
       <w:pgSz w:w="12240" w:h="15840"/>
